--- a/8.2.1.2-arithmetic/web-sabak/zhauap-kilti-8.2.1.2-kz.docx
+++ b/8.2.1.2-arithmetic/web-sabak/zhauap-kilti-8.2.1.2-kz.docx
@@ -214,7 +214,7 @@
                 <w:sz w:val="20"/>
                 <w:szCs w:val="20"/>
               </w:rPr>
-              <w:t xml:space="preserve">а) 1001011;   ә) 1011011;   б) 1000000;   в) 1010001</w:t>
+              <w:t xml:space="preserve">а) 1001011;   ә) 1011011</w:t>
             </w:r>
           </w:p>
         </w:tc>
@@ -297,7 +297,7 @@
                 <w:sz w:val="20"/>
                 <w:szCs w:val="20"/>
               </w:rPr>
-              <w:t xml:space="preserve">а) 11000;   ә) 10101;   б) 11111;   в) 11100</w:t>
+              <w:t xml:space="preserve">а) 100101;   ә) 1010</w:t>
             </w:r>
           </w:p>
         </w:tc>
@@ -380,7 +380,7 @@
                 <w:sz w:val="20"/>
                 <w:szCs w:val="20"/>
               </w:rPr>
-              <w:t xml:space="preserve">а) 1070;   ә) 1414;   б) 1061;   в) 732</w:t>
+              <w:t xml:space="preserve">а) 1230;   ә) 1074</w:t>
             </w:r>
           </w:p>
         </w:tc>
@@ -463,7 +463,7 @@
                 <w:sz w:val="20"/>
                 <w:szCs w:val="20"/>
               </w:rPr>
-              <w:t xml:space="preserve">а) 257;   ә) 366;   б) 322;   в) 476</w:t>
+              <w:t xml:space="preserve">а) 347;   ә) 164</w:t>
             </w:r>
           </w:p>
         </w:tc>
@@ -546,7 +546,7 @@
                 <w:sz w:val="20"/>
                 <w:szCs w:val="20"/>
               </w:rPr>
-              <w:t xml:space="preserve">а) 1178;   ә) 1450;   б) 11AF;   в) 11CA</w:t>
+              <w:t xml:space="preserve">а) 11BC;   ә) 1095</w:t>
             </w:r>
           </w:p>
         </w:tc>
@@ -629,7 +629,7 @@
                 <w:sz w:val="20"/>
                 <w:szCs w:val="20"/>
               </w:rPr>
-              <w:t xml:space="preserve">а) 7FD;   ә) B22;   б) 5DD;   в) C7E</w:t>
+              <w:t xml:space="preserve">а) 4B9;   ә) 3BD</w:t>
             </w:r>
           </w:p>
         </w:tc>
@@ -712,7 +712,7 @@
                 <w:sz w:val="20"/>
                 <w:szCs w:val="20"/>
               </w:rPr>
-              <w:t xml:space="preserve">а) 42 (жасырын цифрлар);   ә) EF (жасырын цифрлар);   б) 64 (жасырын цифрлар);   в) 42 (жасырын цифрлар)</w:t>
+              <w:t xml:space="preserve">а) 61 (жасырын цифрлар);   ә) 8F (жасырын цифрлар)</w:t>
             </w:r>
           </w:p>
         </w:tc>
@@ -795,7 +795,7 @@
                 <w:sz w:val="20"/>
                 <w:szCs w:val="20"/>
               </w:rPr>
-              <w:t xml:space="preserve">а) 340;   ә) 335;   б) 472;   в) 1104</w:t>
+              <w:t xml:space="preserve">а) 1116;   ә) 964</w:t>
             </w:r>
           </w:p>
         </w:tc>
@@ -878,7 +878,7 @@
                 <w:sz w:val="20"/>
                 <w:szCs w:val="20"/>
               </w:rPr>
-              <w:t xml:space="preserve">а) 110101;   ә) 101;   б) 1011101;   в) 1011011</w:t>
+              <w:t xml:space="preserve">а) 1001110;   ә) 11010</w:t>
             </w:r>
           </w:p>
         </w:tc>
@@ -961,7 +961,7 @@
                 <w:sz w:val="20"/>
                 <w:szCs w:val="20"/>
               </w:rPr>
-              <w:t xml:space="preserve">а) 97F;   ә) 965;   б) 8ED;   в) 891</w:t>
+              <w:t xml:space="preserve">а) A4C;   ә) 558</w:t>
             </w:r>
           </w:p>
         </w:tc>
@@ -1044,7 +1044,7 @@
                 <w:sz w:val="20"/>
                 <w:szCs w:val="20"/>
               </w:rPr>
-              <w:t xml:space="preserve">X ондық жүйеде: 30; X сегіздік жүйеде: 36</w:t>
+              <w:t xml:space="preserve">X ондық жүйеде: 55; X сегіздік жүйеде: 67</w:t>
             </w:r>
           </w:p>
         </w:tc>
@@ -1127,7 +1127,7 @@
                 <w:sz w:val="20"/>
                 <w:szCs w:val="20"/>
               </w:rPr>
-              <w:t xml:space="preserve">Ондық жүйеде: 70; Екілік жүйеде: 1000110</w:t>
+              <w:t xml:space="preserve">Ондық жүйеде: 65; Екілік жүйеде: 1000001</w:t>
             </w:r>
           </w:p>
         </w:tc>
@@ -1210,7 +1210,7 @@
                 <w:sz w:val="20"/>
                 <w:szCs w:val="20"/>
               </w:rPr>
-              <w:t xml:space="preserve">q (ондық жүйеде): 9; 85q + 30q: 125</w:t>
+              <w:t xml:space="preserve">q (ондық жүйеде): 10; 77q + 67q: 144</w:t>
             </w:r>
           </w:p>
         </w:tc>
@@ -1412,7 +1412,7 @@
                 <w:sz w:val="20"/>
                 <w:szCs w:val="20"/>
               </w:rPr>
-              <w:t xml:space="preserve">а) 1101110;   ә) 1110011;   б) 1000010;   в) 1100010</w:t>
+              <w:t xml:space="preserve">а) 1101110;   ә) 1110011</w:t>
             </w:r>
           </w:p>
         </w:tc>
@@ -1495,7 +1495,7 @@
                 <w:sz w:val="20"/>
                 <w:szCs w:val="20"/>
               </w:rPr>
-              <w:t xml:space="preserve">а) 11000;   ә) 10111;   б) 100001;   в) 11100</w:t>
+              <w:t xml:space="preserve">а) 11111;   ә) 11000</w:t>
             </w:r>
           </w:p>
         </w:tc>
@@ -1578,7 +1578,7 @@
                 <w:sz w:val="20"/>
                 <w:szCs w:val="20"/>
               </w:rPr>
-              <w:t xml:space="preserve">а) 1600;   ә) 1323;   б) 626;   в) 1223</w:t>
+              <w:t xml:space="preserve">а) 420;   ә) 1600</w:t>
             </w:r>
           </w:p>
         </w:tc>
@@ -1661,7 +1661,7 @@
                 <w:sz w:val="20"/>
                 <w:szCs w:val="20"/>
               </w:rPr>
-              <w:t xml:space="preserve">а) 277;   ә) 573;   б) 475;   в) 107</w:t>
+              <w:t xml:space="preserve">а) 443;   ә) 2</w:t>
             </w:r>
           </w:p>
         </w:tc>
@@ -1744,7 +1744,7 @@
                 <w:sz w:val="20"/>
                 <w:szCs w:val="20"/>
               </w:rPr>
-              <w:t xml:space="preserve">а) 10C2;   ә) 842;   б) 109A;   в) 1643</w:t>
+              <w:t xml:space="preserve">а) 13D1;   ә) 1806</w:t>
             </w:r>
           </w:p>
         </w:tc>
@@ -1827,7 +1827,7 @@
                 <w:sz w:val="20"/>
                 <w:szCs w:val="20"/>
               </w:rPr>
-              <w:t xml:space="preserve">а) 528;   ә) 4C8;   б) 9ED;   в) 9C9</w:t>
+              <w:t xml:space="preserve">а) 9BD;   ә) 7FA</w:t>
             </w:r>
           </w:p>
         </w:tc>
@@ -1910,7 +1910,7 @@
                 <w:sz w:val="20"/>
                 <w:szCs w:val="20"/>
               </w:rPr>
-              <w:t xml:space="preserve">а) 02 (жасырын цифрлар);   ә) 12 (жасырын цифрлар);   б) 52 (жасырын цифрлар);   в) 17 (жасырын цифрлар)</w:t>
+              <w:t xml:space="preserve">а) 7B (жасырын цифрлар);   ә) 25 (жасырын цифрлар)</w:t>
             </w:r>
           </w:p>
         </w:tc>
@@ -1993,7 +1993,7 @@
                 <w:sz w:val="20"/>
                 <w:szCs w:val="20"/>
               </w:rPr>
-              <w:t xml:space="preserve">а) 761;   ә) 362;   б) C7B;   в) 1244</w:t>
+              <w:t xml:space="preserve">а) 541;   ә) 406</w:t>
             </w:r>
           </w:p>
         </w:tc>
@@ -2076,7 +2076,7 @@
                 <w:sz w:val="20"/>
                 <w:szCs w:val="20"/>
               </w:rPr>
-              <w:t xml:space="preserve">а) 1011101;   ә) 101;   б) 1000010;   в) 1001001</w:t>
+              <w:t xml:space="preserve">а) 111101;   ә) 10110</w:t>
             </w:r>
           </w:p>
         </w:tc>
@@ -2159,7 +2159,7 @@
                 <w:sz w:val="20"/>
                 <w:szCs w:val="20"/>
               </w:rPr>
-              <w:t xml:space="preserve">а) 50C;   ә) 9BD;   б) 4F3;   в) B85</w:t>
+              <w:t xml:space="preserve">а) 4DE;   ә) 6D8</w:t>
             </w:r>
           </w:p>
         </w:tc>
@@ -2325,7 +2325,7 @@
                 <w:sz w:val="20"/>
                 <w:szCs w:val="20"/>
               </w:rPr>
-              <w:t xml:space="preserve">Ондық жүйеде: 8; Екілік жүйеде: 1000</w:t>
+              <w:t xml:space="preserve">Ондық жүйеде: 11; Екілік жүйеде: 1011</w:t>
             </w:r>
           </w:p>
         </w:tc>
@@ -2408,7 +2408,7 @@
                 <w:sz w:val="20"/>
                 <w:szCs w:val="20"/>
               </w:rPr>
-              <w:t xml:space="preserve">q (ондық жүйеде): 7; 65q + 16q: 114</w:t>
+              <w:t xml:space="preserve">q (ондық жүйеде): 8; 60q + 20q: 100</w:t>
             </w:r>
           </w:p>
         </w:tc>
@@ -2424,7 +2424,7 @@
           <w:sz w:val="22"/>
           <w:szCs w:val="22"/>
         </w:rPr>
-        <w:t xml:space="preserve">Бағалау: 1–10 тапсырмада әр дұрыс мысал — 0,25 балл (барлығы 10 балл); ★ тапсырмаларда әр жауап — 1 балл (барлығы 6 балл). Жауапта алдыңғы нөлдер есепке алынбайды.</w:t>
+        <w:t xml:space="preserve">Бағалау: 1–10 тапсырмада әр дұрыс мысал — 0,5 балл (барлығы 10 балл); ★ тапсырмаларда әр жауап — 1 балл (барлығы 6 балл). Жауапта алдыңғы нөлдер есепке алынбайды.</w:t>
       </w:r>
     </w:p>
     <w:sectPr>
